--- a/assets/reference.docx
+++ b/assets/reference.docx
@@ -7953,10 +7953,12 @@
     <w:qFormat/>
     <w:rsid w:val="00132CBB"/>
     <w:pPr>
-      <w:spacing w:before="36" w:after="36"/>
+      <w:spacing w:before="0" w:after="40" w:line="240" w:lineRule="auto"/>
     </w:pPr>
     <w:rPr>
       <w:rFonts w:eastAsiaTheme="minorHAnsi" w:cstheme="minorBidi"/>
+      <w:sz w:val="18"/>
+      <w:szCs w:val="18"/>
     </w:rPr>
   </w:style>
   <w:style w:type="paragraph" w:styleId="Funotentext">
